--- a/docs/第2章_モニタリング_要点集.docx
+++ b/docs/第2章_モニタリング_要点集.docx
@@ -87,7 +87,7 @@
           <w:sz w:val="21"/>
           <w:szCs w:val="21"/>
         </w:rPr>
-        <w:t xml:space="preserve">麻酔器とモニターは、麻酔科医の目と手の延長です。この章では、麻酔器の構造と始業点検、日本麻酔科学会の「安全な麻酔のためのモニター指針」（2025年8月改訂）に基づく標準モニター、そしてパルスオキシメータ・カプノグラフィ・筋弛緩モニター・観血的動脈圧・処理脳波の 5 つのモニターについて、原理と読み方、現場での使い方をまとめました。どのモニターにも共通する原則は、「設定値ではなく実測値を見る」「数値が変わったら、まず患者を見る」「決まった順番で見て、異常は声に出す」の 3 つです。数値は各講義のスライドと同じで、原典に到達できなかった箇所は講義の spec に【要確認】として残しています。</w:t>
+        <w:t xml:space="preserve">麻酔器とモニターは、麻酔科医の目と手の延長です。この章では、麻酔器の構造と始業点検、日本麻酔科学会の「安全な麻酔のためのモニター指針」（2025年8月改訂）に基づく標準モニター、そしてパルスオキシメータ・カプノグラフィ・筋弛緩モニター・観血的動脈圧・処理脳波の 5 つのモニターについて、原理と読み方、現場での使い方をまとめました。どのモニターにも共通する原則は、「設定値ではなく実測値を見る」「数値が変わったら、まず患者を見る」「決まった順番で見て、異常は声に出す」の 3 つです。数値は各講義のスライドと同じで、原典に到達できなかった箇所には、講義の spec と同じく【要確認】を付けています。</w:t>
       </w:r>
     </w:p>
     <w:p>
@@ -352,7 +352,7 @@
           <w:sz w:val="21"/>
           <w:szCs w:val="21"/>
         </w:rPr>
-        <w:t xml:space="preserve">ガスの流れは、配管・ボンベ（高圧）→ 圧力調整器 → 流量計（中圧）→ 気化器 → 共通ガス出口 → 呼吸回路（低圧）→ 患者。</w:t>
+        <w:t xml:space="preserve">ガスの流れは、配管・ボンベ → 圧力調整器 → 流量計 → 気化器 → 共通ガス出口 → 呼吸回路 → 患者。ボンベから圧力調整器までが高圧部、配管（約 0.4 MPa）から流量計までが中圧部、流量計から共通ガス出口までが低圧部で、低圧部は漏れが見つけにくいのでリークテストで確かめる。</w:t>
       </w:r>
     </w:p>
     <w:p>
@@ -391,6 +391,25 @@
           <w:szCs w:val="21"/>
         </w:rPr>
         <w:t xml:space="preserve">低酸素防止装置は「新鮮ガスの酸素濃度」を一定以上に保つだけで、吸気酸素濃度は保証しない。配管の取り違えや低流量での酸素消費を見つける最後の守りは酸素濃度計。</w:t>
+      </w:r>
+    </w:p>
+    <w:p>
+      <w:pPr>
+        <w:pStyle w:val="ListParagraph"/>
+        <w:numPr>
+          <w:ilvl w:val="0"/>
+          <w:numId w:val="3"/>
+        </w:numPr>
+        <w:spacing w:after="80" w:line="300"/>
+      </w:pPr>
+      <w:r>
+        <w:rPr>
+          <w:rFonts w:ascii="Meiryo" w:cs="Meiryo" w:eastAsia="Meiryo" w:hAnsi="Meiryo"/>
+          <w:color w:val="262626"/>
+          <w:sz w:val="21"/>
+          <w:szCs w:val="21"/>
+        </w:rPr>
+        <w:t xml:space="preserve">新鮮ガス流量が少ないほど再呼吸が増え、吸入濃度は設定からずれる（酸素は患者が消費するので下がりうる）。設定値ではなく、酸素濃度計と呼気の麻酔薬濃度で実測値を見る。</w:t>
       </w:r>
     </w:p>
     <w:p>
@@ -725,7 +744,7 @@
                 <w:sz w:val="19"/>
                 <w:szCs w:val="19"/>
               </w:rPr>
-              <w:t xml:space="preserve">内容積 3.4 L × 14.7 MPa ≒ 500 L。残量は圧力に比例</w:t>
+              <w:t xml:space="preserve">内容積 3.4 L × 14.7 MPa ÷ 約 0.1 MPa（1 気圧）≒ 500 L。残量は圧力に比例</w:t>
             </w:r>
           </w:p>
         </w:tc>
@@ -851,7 +870,7 @@
                 <w:sz w:val="19"/>
                 <w:szCs w:val="19"/>
               </w:rPr>
-              <w:t xml:space="preserve">APSF</w:t>
+              <w:t xml:space="preserve">Subrahmanyam M, Mohan S. Indian J Anaesth 2013</w:t>
             </w:r>
           </w:p>
         </w:tc>
@@ -1188,7 +1207,7 @@
           <w:sz w:val="21"/>
           <w:szCs w:val="21"/>
         </w:rPr>
-        <w:t xml:space="preserve">ボンベの色（酸素は黒）と配管端末の色（酸素は緑）は別の規格で決まっている。手術室には気腹用の二酸化炭素ボンベ（緑）もあり、取り違え事故が報告されている。色ではなくラベルのガス名を読む。</w:t>
+        <w:t xml:space="preserve">ボンベの色（酸素は黒）と配管端末の色（酸素は緑）は別の規格で決まっている。手術室には気腹用の二酸化炭素ボンベ（緑）もあり、酸素ボンベと取り違えた事故が報告されている【要確認: 取り違え防止を求める厚生労働省の通知（平成23年7月25日）と PMDA 医療安全情報 No.13 の原文】。色ではなくラベルのガス名を読む。</w:t>
       </w:r>
     </w:p>
     <w:p>
@@ -1324,7 +1343,7 @@
           <w:sz w:val="21"/>
           <w:szCs w:val="21"/>
         </w:rPr>
-        <w:t xml:space="preserve">使う人が、使う前に、毎回、同じ順番で行う。順番はガスの流れと同じく上流から下流へ：補助ボンベ・流量計 → 亜酸化窒素遮断機構 → 配管（排除装置もつなぐ）→ 気化器 → 酸素濃度計 → 吸収剤・回路 → リークテスト → 用手換気 → 人工呼吸器とアラーム → 完了。</w:t>
+        <w:t xml:space="preserve">使う人が、使う前に、毎回、同じ順番で行う。学会の手順は 11 項目で、ガスの流れと同じく上流から下流へ進む：補助ボンベ・流量計 → 亜酸化窒素遮断機構 → 配管（排除装置もつなぐ）→ 気化器 → 酸素濃度計 → 吸収剤 → 回路の組み立て → リークテスト → 用手換気 → 人工呼吸器とアラーム → 完了【要確認: 2022年版の項目名と番号】。</w:t>
       </w:r>
     </w:p>
     <w:p>
@@ -1343,7 +1362,7 @@
           <w:sz w:val="21"/>
           <w:szCs w:val="21"/>
         </w:rPr>
-        <w:t xml:space="preserve">リークテストは、新鮮ガス 0・APL 弁閉・Y ピースを塞ぎ、酸素 5〜10 L/分 で 30 cmH2O まで膨らませ、バッグを押して 40〜50 cmH2O で漏れがないことを確かめる。APL 弁を開いて圧が下がること、酸素フラッシュが出ることも見る。</w:t>
+        <w:t xml:space="preserve">リークテストは、新鮮ガス 0・APL 弁閉・Y ピースを塞ぎ、酸素 5〜10 L/分 で 30 cmH2O まで膨らませ、バッグを押して 40〜50 cmH2O で漏れがないことを確かめる【要確認: 2022年版の圧の数値と文言】。APL 弁を開いて圧が下がること、酸素フラッシュが出ることも見る。</w:t>
       </w:r>
     </w:p>
     <w:p>
@@ -1401,6 +1420,25 @@
           <w:szCs w:val="21"/>
         </w:rPr>
         <w:t xml:space="preserve">直らない異常があれば使わない。臨床工学技士に連絡し、別の麻酔器に替えるか、修理まで延期する。麻酔器が止まっても換気は止めない（自己膨張式バッグと予備の酸素ボンベ）。</w:t>
+      </w:r>
+    </w:p>
+    <w:p>
+      <w:pPr>
+        <w:pStyle w:val="ListParagraph"/>
+        <w:numPr>
+          <w:ilvl w:val="0"/>
+          <w:numId w:val="4"/>
+        </w:numPr>
+        <w:spacing w:after="80" w:line="300"/>
+      </w:pPr>
+      <w:r>
+        <w:rPr>
+          <w:rFonts w:ascii="Meiryo" w:cs="Meiryo" w:eastAsia="Meiryo" w:hAnsi="Meiryo"/>
+          <w:color w:val="262626"/>
+          <w:sz w:val="21"/>
+          <w:szCs w:val="21"/>
+        </w:rPr>
+        <w:t xml:space="preserve">点検表に項目ごとにチェックし、日付と点検者の名前を書いて記録に残す。記録は、異常が起きたときに「いつ・誰が・何を確認したか」を示す。</w:t>
       </w:r>
     </w:p>
     <w:p>
@@ -1633,7 +1671,7 @@
                 <w:sz w:val="19"/>
                 <w:szCs w:val="19"/>
               </w:rPr>
-              <w:t xml:space="preserve">日本麻酔科学会「麻酔器の始業点検」</w:t>
+              <w:t xml:space="preserve">日本麻酔科学会「麻酔器の始業点検」【要確認: 2022年版の数値と文言】</w:t>
             </w:r>
           </w:p>
         </w:tc>
@@ -1728,7 +1766,7 @@
                 <w:sz w:val="19"/>
                 <w:szCs w:val="19"/>
               </w:rPr>
-              <w:t xml:space="preserve">同上</w:t>
+              <w:t xml:space="preserve">同上【要確認: 2022年版の数値と文言】</w:t>
             </w:r>
           </w:p>
         </w:tc>
@@ -1823,7 +1861,7 @@
                 <w:sz w:val="19"/>
                 <w:szCs w:val="19"/>
               </w:rPr>
-              <w:t xml:space="preserve">同上【要確認: 2022年版の原文】</w:t>
+              <w:t xml:space="preserve">同上【要確認: 2022年版の圧の数値と文言】</w:t>
             </w:r>
           </w:p>
         </w:tc>
@@ -1918,7 +1956,7 @@
                 <w:sz w:val="19"/>
                 <w:szCs w:val="19"/>
               </w:rPr>
-              <w:t xml:space="preserve">同上／ASA 2008</w:t>
+              <w:t xml:space="preserve">同上／ASA 2008【要確認: 2022年版の原文】</w:t>
             </w:r>
           </w:p>
         </w:tc>
@@ -2013,7 +2051,7 @@
                 <w:sz w:val="19"/>
                 <w:szCs w:val="19"/>
               </w:rPr>
-              <w:t xml:space="preserve">同上</w:t>
+              <w:t xml:space="preserve">同上【要確認: 2022年版の原文】</w:t>
             </w:r>
           </w:p>
         </w:tc>
@@ -2065,7 +2103,7 @@
           <w:sz w:val="21"/>
           <w:szCs w:val="21"/>
         </w:rPr>
-        <w:t xml:space="preserve">「セルフチェックが通ったから大丈夫」ではない。回路の閉塞を検出できない機種があり、人工鼻やサンプリングチューブを付けたあとは改めてリークと閉塞を確かめる。</w:t>
+        <w:t xml:space="preserve">「セルフチェックが通ったから大丈夫」ではない。回路の閉塞を検出できない機種があり、人工鼻やサンプリングチューブを付けたあとは改めてリークと閉塞を確かめる【要確認: 2022年版の前書きの文言】。</w:t>
       </w:r>
     </w:p>
     <w:p>
@@ -2220,7 +2258,7 @@
           <w:sz w:val="21"/>
           <w:szCs w:val="21"/>
         </w:rPr>
-        <w:t xml:space="preserve">すべての麻酔で、酸素化（パルスオキシメータ）、換気、循環（心電図・血圧）、体温を監視する。全身麻酔ではカプノグラフィ（EtCO2）を必ず使う。</w:t>
+        <w:t xml:space="preserve">指針は全身麻酔・硬膜外麻酔・脊髄くも膜下麻酔に適用され、毎回、酸素化（パルスオキシメータ）、換気、循環（心電図・血圧）、体温を監視する。全身麻酔ではカプノメータ（EtCO2）も装着する。</w:t>
       </w:r>
     </w:p>
     <w:p>
@@ -2510,7 +2548,7 @@
                 <w:sz w:val="19"/>
                 <w:szCs w:val="19"/>
               </w:rPr>
-              <w:t xml:space="preserve">JSA モニター指針 2025／Suzuki T, et al. J Anesth 2026;40:173-181</w:t>
+              <w:t xml:space="preserve">JSA モニター指針 2025／Suzuki T, et al. J Anesth 2026;40:173-181【要確認: ⑥の日本語原文（「以上」と「手」の表記）】</w:t>
             </w:r>
           </w:p>
         </w:tc>
@@ -2606,6 +2644,101 @@
                 <w:szCs w:val="19"/>
               </w:rPr>
               <w:t xml:space="preserve">JSA モニター指針【要確認: 2025年版の文言】</w:t>
+            </w:r>
+          </w:p>
+        </w:tc>
+      </w:tr>
+      <w:tr>
+        <w:tc>
+          <w:tcPr>
+            <w:tcW w:type="dxa" w:w="2600"/>
+            <w:tcBorders>
+              <w:top w:val="single" w:color="BFBFBF" w:sz="4"/>
+              <w:left w:val="single" w:color="BFBFBF" w:sz="4"/>
+              <w:bottom w:val="single" w:color="BFBFBF" w:sz="4"/>
+              <w:right w:val="single" w:color="BFBFBF" w:sz="4"/>
+            </w:tcBorders>
+            <w:tcMar>
+              <w:top w:type="dxa" w:w="60"/>
+              <w:left w:type="dxa" w:w="100"/>
+              <w:bottom w:type="dxa" w:w="60"/>
+              <w:right w:type="dxa" w:w="100"/>
+            </w:tcMar>
+          </w:tcPr>
+          <w:p>
+            <w:pPr>
+              <w:spacing w:after="0" w:line="280"/>
+            </w:pPr>
+            <w:r>
+              <w:rPr>
+                <w:rFonts w:ascii="Meiryo" w:cs="Meiryo" w:eastAsia="Meiryo" w:hAnsi="Meiryo"/>
+                <w:color w:val="262626"/>
+                <w:sz w:val="19"/>
+                <w:szCs w:val="19"/>
+              </w:rPr>
+              <w:t xml:space="preserve">非観血的血圧と観血的血圧の差</w:t>
+            </w:r>
+          </w:p>
+        </w:tc>
+        <w:tc>
+          <w:tcPr>
+            <w:tcW w:type="dxa" w:w="3800"/>
+            <w:tcBorders>
+              <w:top w:val="single" w:color="BFBFBF" w:sz="4"/>
+              <w:left w:val="single" w:color="BFBFBF" w:sz="4"/>
+              <w:bottom w:val="single" w:color="BFBFBF" w:sz="4"/>
+              <w:right w:val="single" w:color="BFBFBF" w:sz="4"/>
+            </w:tcBorders>
+            <w:tcMar>
+              <w:top w:type="dxa" w:w="60"/>
+              <w:left w:type="dxa" w:w="100"/>
+              <w:bottom w:type="dxa" w:w="60"/>
+              <w:right w:type="dxa" w:w="100"/>
+            </w:tcMar>
+          </w:tcPr>
+          <w:p>
+            <w:pPr>
+              <w:spacing w:after="0" w:line="280"/>
+            </w:pPr>
+            <w:r>
+              <w:rPr>
+                <w:rFonts w:ascii="Meiryo" w:cs="Meiryo" w:eastAsia="Meiryo" w:hAnsi="Meiryo"/>
+                <w:color w:val="262626"/>
+                <w:sz w:val="19"/>
+                <w:szCs w:val="19"/>
+              </w:rPr>
+              <w:t xml:space="preserve">低血圧では高めに、高血圧では低めに出る（24,225 例）</w:t>
+            </w:r>
+          </w:p>
+        </w:tc>
+        <w:tc>
+          <w:tcPr>
+            <w:tcW w:type="dxa" w:w="2626"/>
+            <w:tcBorders>
+              <w:top w:val="single" w:color="BFBFBF" w:sz="4"/>
+              <w:left w:val="single" w:color="BFBFBF" w:sz="4"/>
+              <w:bottom w:val="single" w:color="BFBFBF" w:sz="4"/>
+              <w:right w:val="single" w:color="BFBFBF" w:sz="4"/>
+            </w:tcBorders>
+            <w:tcMar>
+              <w:top w:type="dxa" w:w="60"/>
+              <w:left w:type="dxa" w:w="100"/>
+              <w:bottom w:type="dxa" w:w="60"/>
+              <w:right w:type="dxa" w:w="100"/>
+            </w:tcMar>
+          </w:tcPr>
+          <w:p>
+            <w:pPr>
+              <w:spacing w:after="0" w:line="280"/>
+            </w:pPr>
+            <w:r>
+              <w:rPr>
+                <w:rFonts w:ascii="Meiryo" w:cs="Meiryo" w:eastAsia="Meiryo" w:hAnsi="Meiryo"/>
+                <w:color w:val="262626"/>
+                <w:sz w:val="19"/>
+                <w:szCs w:val="19"/>
+              </w:rPr>
+              <w:t xml:space="preserve">Wax DB, et al. Anesthesiology 2011;115:973-978</w:t>
             </w:r>
           </w:p>
         </w:tc>
@@ -2657,7 +2790,7 @@
           <w:sz w:val="21"/>
           <w:szCs w:val="21"/>
         </w:rPr>
-        <w:t xml:space="preserve">アラームを「うるさいから」と切る・下限を極端に下げると、モニターの意味がなくなる。患者ごとに上下限を設定する。</w:t>
+        <w:t xml:space="preserve">アラームの上下限を既定値のままにしない。患者の普段の血圧から上下限を決め、SpO2 の下限、EtCO2 と心拍数の上下限も導入後に見直す。</w:t>
       </w:r>
     </w:p>
     <w:p>
@@ -2676,7 +2809,26 @@
           <w:sz w:val="21"/>
           <w:szCs w:val="21"/>
         </w:rPr>
-        <w:t xml:space="preserve">数値が急に変わったときは、まずセンサーとラインではなく患者を見る（胸の動き、脈、顔色）。</w:t>
+        <w:t xml:space="preserve">数値が急に変わったときは、機械の誤りと決めつけず、まず患者を見る（胸の動き、顔色、体位、ライン）。</w:t>
+      </w:r>
+    </w:p>
+    <w:p>
+      <w:pPr>
+        <w:pStyle w:val="ListParagraph"/>
+        <w:numPr>
+          <w:ilvl w:val="0"/>
+          <w:numId w:val="2"/>
+        </w:numPr>
+        <w:spacing w:after="80" w:line="300"/>
+      </w:pPr>
+      <w:r>
+        <w:rPr>
+          <w:rFonts w:ascii="Meiryo" w:cs="Meiryo" w:eastAsia="Meiryo" w:hAnsi="Meiryo"/>
+          <w:color w:val="262626"/>
+          <w:sz w:val="21"/>
+          <w:szCs w:val="21"/>
+        </w:rPr>
+        <w:t xml:space="preserve">心電図に波形があっても拍出があるとは限らない（無脈性電気活動）。SpO2 の脈波か動脈圧波形を同時に見る。</w:t>
       </w:r>
     </w:p>
     <w:p>
@@ -2701,7 +2853,7 @@
           <w:sz w:val="18"/>
           <w:szCs w:val="18"/>
         </w:rPr>
-        <w:t xml:space="preserve">日本麻酔科学会「安全な麻酔のためのモニター指針」（2025年8月改訂）／Suzuki T, et al. J Anesth 2026;40:173-181</w:t>
+        <w:t xml:space="preserve">日本麻酔科学会「安全な麻酔のためのモニター指針」（2025年8月改訂）／Suzuki T, et al. J Anesth 2026;40:173-181／Wax DB, et al. Anesthesiology 2011;115:973-978</w:t>
       </w:r>
     </w:p>
     <w:p>
@@ -3178,7 +3330,7 @@
                 <w:sz w:val="19"/>
                 <w:szCs w:val="19"/>
               </w:rPr>
-              <w:t xml:space="preserve">FDA 510(k) guidance 2013／ISO 80601-2-61</w:t>
+              <w:t xml:space="preserve">FDA 510(k) guidance 2013／ISO 80601-2-61【要確認: FDA で 3.5% になるセンサーの区分（耳クリップを含むか）】</w:t>
             </w:r>
           </w:p>
         </w:tc>
@@ -3368,7 +3520,7 @@
                 <w:sz w:val="19"/>
                 <w:szCs w:val="19"/>
               </w:rPr>
-              <w:t xml:space="preserve">Benumof JL, et al. Anesthesiology 1997;87:979【要確認: 図の数値】</w:t>
+              <w:t xml:space="preserve">Benumof JL, et al. Anesthesiology 1997;87:979【要確認: Fig. 1 の数値（肥満は 2.7 分か 3.1 分か）】</w:t>
             </w:r>
           </w:p>
         </w:tc>
@@ -3727,7 +3879,7 @@
           <w:sz w:val="21"/>
           <w:szCs w:val="21"/>
         </w:rPr>
-        <w:t xml:space="preserve">手術室の外でも使う：心肺蘇生（胸骨圧迫の質と自己心拍再開）、鎮静、搬送、院内の気管挿管の確認。</w:t>
+        <w:t xml:space="preserve">手術室の外でも使う：心肺蘇生（胸骨圧迫の質と自己心拍再開）、鎮静中の無呼吸の検出、挿管患者の搬送中（事故抜管・回路外れの検出）。</w:t>
       </w:r>
     </w:p>
     <w:p>
@@ -3960,7 +4112,7 @@
                 <w:sz w:val="19"/>
                 <w:szCs w:val="19"/>
               </w:rPr>
-              <w:t xml:space="preserve">Kodali BS. Anesthesiology 2013;118:192</w:t>
+              <w:t xml:space="preserve">教育資料（例: Medtronic カプノグラフィ波形ポスター）。ガイドラインの基準値ではない</w:t>
             </w:r>
           </w:p>
         </w:tc>
@@ -3993,7 +4145,7 @@
                 <w:sz w:val="19"/>
                 <w:szCs w:val="19"/>
               </w:rPr>
-              <w:t xml:space="preserve">挿管の確認</w:t>
+              <w:t xml:space="preserve">挿管の確認（持続する呼気 CO2）</w:t>
             </w:r>
           </w:p>
         </w:tc>
@@ -4024,7 +4176,7 @@
                 <w:sz w:val="19"/>
                 <w:szCs w:val="19"/>
               </w:rPr>
-              <w:t xml:space="preserve">持続する呼気 CO2（複数回の呼吸で波形が続く）</w:t>
+              <w:t xml:space="preserve">呼気で上がる波形が 7 呼吸以上、振幅が保たれるか増え、ピークが基線より 7.5 mmHg（1 kPa）超。波形がなければ 7 呼吸を待たずに動く</w:t>
             </w:r>
           </w:p>
         </w:tc>
@@ -4055,7 +4207,197 @@
                 <w:sz w:val="19"/>
                 <w:szCs w:val="19"/>
               </w:rPr>
-              <w:t xml:space="preserve">Chrimes N, et al. Anaesthesia 2022;77:1395（No trace = wrong place）</w:t>
+              <w:t xml:space="preserve">Chrimes N, et al. Anaesthesia 2022;77:1395（PUMA 合意ガイドライン）</w:t>
+            </w:r>
+          </w:p>
+        </w:tc>
+      </w:tr>
+      <w:tr>
+        <w:tc>
+          <w:tcPr>
+            <w:tcW w:type="dxa" w:w="2600"/>
+            <w:tcBorders>
+              <w:top w:val="single" w:color="BFBFBF" w:sz="4"/>
+              <w:left w:val="single" w:color="BFBFBF" w:sz="4"/>
+              <w:bottom w:val="single" w:color="BFBFBF" w:sz="4"/>
+              <w:right w:val="single" w:color="BFBFBF" w:sz="4"/>
+            </w:tcBorders>
+            <w:tcMar>
+              <w:top w:type="dxa" w:w="60"/>
+              <w:left w:type="dxa" w:w="100"/>
+              <w:bottom w:type="dxa" w:w="60"/>
+              <w:right w:type="dxa" w:w="100"/>
+            </w:tcMar>
+          </w:tcPr>
+          <w:p>
+            <w:pPr>
+              <w:spacing w:after="0" w:line="280"/>
+            </w:pPr>
+            <w:r>
+              <w:rPr>
+                <w:rFonts w:ascii="Meiryo" w:cs="Meiryo" w:eastAsia="Meiryo" w:hAnsi="Meiryo"/>
+                <w:color w:val="262626"/>
+                <w:sz w:val="19"/>
+                <w:szCs w:val="19"/>
+              </w:rPr>
+              <w:t xml:space="preserve">心肺蘇生中の EtCO2</w:t>
+            </w:r>
+          </w:p>
+        </w:tc>
+        <w:tc>
+          <w:tcPr>
+            <w:tcW w:type="dxa" w:w="3800"/>
+            <w:tcBorders>
+              <w:top w:val="single" w:color="BFBFBF" w:sz="4"/>
+              <w:left w:val="single" w:color="BFBFBF" w:sz="4"/>
+              <w:bottom w:val="single" w:color="BFBFBF" w:sz="4"/>
+              <w:right w:val="single" w:color="BFBFBF" w:sz="4"/>
+            </w:tcBorders>
+            <w:tcMar>
+              <w:top w:type="dxa" w:w="60"/>
+              <w:left w:type="dxa" w:w="100"/>
+              <w:bottom w:type="dxa" w:w="60"/>
+              <w:right w:type="dxa" w:w="100"/>
+            </w:tcMar>
+          </w:tcPr>
+          <w:p>
+            <w:pPr>
+              <w:spacing w:after="0" w:line="280"/>
+            </w:pPr>
+            <w:r>
+              <w:rPr>
+                <w:rFonts w:ascii="Meiryo" w:cs="Meiryo" w:eastAsia="Meiryo" w:hAnsi="Meiryo"/>
+                <w:color w:val="262626"/>
+                <w:sz w:val="19"/>
+                <w:szCs w:val="19"/>
+              </w:rPr>
+              <w:t xml:space="preserve">低い・下がる → 圧迫を見直す。急に上がって続く（典型的には 40 mmHg 以上）→ 自己心拍再開</w:t>
+            </w:r>
+          </w:p>
+        </w:tc>
+        <w:tc>
+          <w:tcPr>
+            <w:tcW w:type="dxa" w:w="2626"/>
+            <w:tcBorders>
+              <w:top w:val="single" w:color="BFBFBF" w:sz="4"/>
+              <w:left w:val="single" w:color="BFBFBF" w:sz="4"/>
+              <w:bottom w:val="single" w:color="BFBFBF" w:sz="4"/>
+              <w:right w:val="single" w:color="BFBFBF" w:sz="4"/>
+            </w:tcBorders>
+            <w:tcMar>
+              <w:top w:type="dxa" w:w="60"/>
+              <w:left w:type="dxa" w:w="100"/>
+              <w:bottom w:type="dxa" w:w="60"/>
+              <w:right w:type="dxa" w:w="100"/>
+            </w:tcMar>
+          </w:tcPr>
+          <w:p>
+            <w:pPr>
+              <w:spacing w:after="0" w:line="280"/>
+            </w:pPr>
+            <w:r>
+              <w:rPr>
+                <w:rFonts w:ascii="Meiryo" w:cs="Meiryo" w:eastAsia="Meiryo" w:hAnsi="Meiryo"/>
+                <w:color w:val="262626"/>
+                <w:sz w:val="19"/>
+                <w:szCs w:val="19"/>
+              </w:rPr>
+              <w:t xml:space="preserve">AHA Adult Cardiac Arrest Algorithm (2020)</w:t>
+            </w:r>
+          </w:p>
+        </w:tc>
+      </w:tr>
+      <w:tr>
+        <w:tc>
+          <w:tcPr>
+            <w:tcW w:type="dxa" w:w="2600"/>
+            <w:tcBorders>
+              <w:top w:val="single" w:color="BFBFBF" w:sz="4"/>
+              <w:left w:val="single" w:color="BFBFBF" w:sz="4"/>
+              <w:bottom w:val="single" w:color="BFBFBF" w:sz="4"/>
+              <w:right w:val="single" w:color="BFBFBF" w:sz="4"/>
+            </w:tcBorders>
+            <w:tcMar>
+              <w:top w:type="dxa" w:w="60"/>
+              <w:left w:type="dxa" w:w="100"/>
+              <w:bottom w:type="dxa" w:w="60"/>
+              <w:right w:type="dxa" w:w="100"/>
+            </w:tcMar>
+          </w:tcPr>
+          <w:p>
+            <w:pPr>
+              <w:spacing w:after="0" w:line="280"/>
+            </w:pPr>
+            <w:r>
+              <w:rPr>
+                <w:rFonts w:ascii="Meiryo" w:cs="Meiryo" w:eastAsia="Meiryo" w:hAnsi="Meiryo"/>
+                <w:color w:val="262626"/>
+                <w:sz w:val="19"/>
+                <w:szCs w:val="19"/>
+              </w:rPr>
+              <w:t xml:space="preserve">蘇生中止の判断材料</w:t>
+            </w:r>
+          </w:p>
+        </w:tc>
+        <w:tc>
+          <w:tcPr>
+            <w:tcW w:type="dxa" w:w="3800"/>
+            <w:tcBorders>
+              <w:top w:val="single" w:color="BFBFBF" w:sz="4"/>
+              <w:left w:val="single" w:color="BFBFBF" w:sz="4"/>
+              <w:bottom w:val="single" w:color="BFBFBF" w:sz="4"/>
+              <w:right w:val="single" w:color="BFBFBF" w:sz="4"/>
+            </w:tcBorders>
+            <w:tcMar>
+              <w:top w:type="dxa" w:w="60"/>
+              <w:left w:type="dxa" w:w="100"/>
+              <w:bottom w:type="dxa" w:w="60"/>
+              <w:right w:type="dxa" w:w="100"/>
+            </w:tcMar>
+          </w:tcPr>
+          <w:p>
+            <w:pPr>
+              <w:spacing w:after="0" w:line="280"/>
+            </w:pPr>
+            <w:r>
+              <w:rPr>
+                <w:rFonts w:ascii="Meiryo" w:cs="Meiryo" w:eastAsia="Meiryo" w:hAnsi="Meiryo"/>
+                <w:color w:val="262626"/>
+                <w:sz w:val="19"/>
+                <w:szCs w:val="19"/>
+              </w:rPr>
+              <w:t xml:space="preserve">挿管患者で 20 分の二次救命処置後も EtCO2 が 10 mmHg を超えない（これだけで決めない）</w:t>
+            </w:r>
+          </w:p>
+        </w:tc>
+        <w:tc>
+          <w:tcPr>
+            <w:tcW w:type="dxa" w:w="2626"/>
+            <w:tcBorders>
+              <w:top w:val="single" w:color="BFBFBF" w:sz="4"/>
+              <w:left w:val="single" w:color="BFBFBF" w:sz="4"/>
+              <w:bottom w:val="single" w:color="BFBFBF" w:sz="4"/>
+              <w:right w:val="single" w:color="BFBFBF" w:sz="4"/>
+            </w:tcBorders>
+            <w:tcMar>
+              <w:top w:type="dxa" w:w="60"/>
+              <w:left w:type="dxa" w:w="100"/>
+              <w:bottom w:type="dxa" w:w="60"/>
+              <w:right w:type="dxa" w:w="100"/>
+            </w:tcMar>
+          </w:tcPr>
+          <w:p>
+            <w:pPr>
+              <w:spacing w:after="0" w:line="280"/>
+            </w:pPr>
+            <w:r>
+              <w:rPr>
+                <w:rFonts w:ascii="Meiryo" w:cs="Meiryo" w:eastAsia="Meiryo" w:hAnsi="Meiryo"/>
+                <w:color w:val="262626"/>
+                <w:sz w:val="19"/>
+                <w:szCs w:val="19"/>
+              </w:rPr>
+              <w:t xml:space="preserve">AHA 2025 Part 9</w:t>
             </w:r>
           </w:p>
         </w:tc>
@@ -4107,7 +4449,7 @@
           <w:sz w:val="21"/>
           <w:szCs w:val="21"/>
         </w:rPr>
-        <w:t xml:space="preserve">サイドストリーム式はサンプリングの遅れと水分による閉塞がある。波形が消えたら、まずサンプリングラインの外れ・水を疑う前に患者を見る。</w:t>
+        <w:t xml:space="preserve">サイドストリーム式は数秒遅れ、水分や分泌物で管が詰まると波形が消える（ウォータートラップを確認）。波形が平坦なら、まず食道挿管・回路外れ・チューブの閉塞を疑い、サンプルラインの外れ・詰まりも同時に確かめる。</w:t>
       </w:r>
     </w:p>
     <w:p>
@@ -4126,7 +4468,26 @@
           <w:sz w:val="21"/>
           <w:szCs w:val="21"/>
         </w:rPr>
-        <w:t xml:space="preserve">小児や頻呼吸ではプラトーができず、EtCO2 が実際より低く出る。</w:t>
+        <w:t xml:space="preserve">吸引流量の多いサイドストリーム装置では、1 回換気量の小さい新生児・乳児で値が不正確になることがある。鼻カニュラでの測定は希釈で低めに出るので、波形の有無と呼吸数を見る。</w:t>
+      </w:r>
+    </w:p>
+    <w:p>
+      <w:pPr>
+        <w:pStyle w:val="ListParagraph"/>
+        <w:numPr>
+          <w:ilvl w:val="0"/>
+          <w:numId w:val="2"/>
+        </w:numPr>
+        <w:spacing w:after="80" w:line="300"/>
+      </w:pPr>
+      <w:r>
+        <w:rPr>
+          <w:rFonts w:ascii="Meiryo" w:cs="Meiryo" w:eastAsia="Meiryo" w:hAnsi="Meiryo"/>
+          <w:color w:val="262626"/>
+          <w:sz w:val="21"/>
+          <w:szCs w:val="21"/>
+        </w:rPr>
+        <w:t xml:space="preserve">片側の気管支に入っていても CO2 は出るので、チューブの深さは区別できない。</w:t>
       </w:r>
     </w:p>
     <w:p>
@@ -4151,7 +4512,7 @@
           <w:sz w:val="18"/>
           <w:szCs w:val="18"/>
         </w:rPr>
-        <w:t xml:space="preserve">Kodali BS. Anesthesiology 2013;118:192-201／Chrimes N, et al. Anaesthesia 2022;77:1395-1415／日本麻酔科学会「安全な麻酔のためのモニター指針」（2025年8月改訂）</w:t>
+        <w:t xml:space="preserve">Kodali BS. Anesthesiology 2013;118:192-201／Chrimes N, et al. Anaesthesia 2022;77:1395-1415／日本麻酔科学会「安全な麻酔のためのモニター指針」（2025年8月改訂）／Part 9: Adult Advanced Life Support: 2025 AHA Guidelines for CPR and ECC. Circulation 2025／AHA Adult Cardiac Arrest Algorithm (2020)</w:t>
       </w:r>
     </w:p>
     <w:p>
@@ -4243,7 +4604,7 @@
           <w:sz w:val="21"/>
           <w:szCs w:val="21"/>
         </w:rPr>
-        <w:t xml:space="preserve">突然消えたら、回路の外れ・抜管・閉塞・心停止を疑い、胸を見て脈を触れ、用手換気に切り替える。</w:t>
+        <w:t xml:space="preserve">突然消えたら、回路やサンプルラインの外れ、チューブの閉塞・屈曲・事故抜管、食道挿管（初めから出ない）を疑い、胸を見て脈を触れ、用手換気に切り替える。心停止では一瞬で平坦にならず数呼吸かけて急に下がるので、蘇生中でも完全に平坦なら位置異常・回路外れ・閉塞を否定できるまでその前提で動く。</w:t>
       </w:r>
     </w:p>
     <w:p>
@@ -4262,7 +4623,7 @@
           <w:sz w:val="21"/>
           <w:szCs w:val="21"/>
         </w:rPr>
-        <w:t xml:space="preserve">形を保ったまま急に下がるのは肺血流の低下（出血・肺塞栓・心拍出量の低下）。徐々に下がるのは過換気や低体温。</w:t>
+        <w:t xml:space="preserve">形を保ったまま急に下がるのは肺血流の低下（急な低血圧・大量出血、肺塞栓・空気塞栓、心拍出量の低下、心停止）。じわじわ下がるのは過換気、低体温、徐々に減る心拍出量、サンプルラインの漏れ。</w:t>
       </w:r>
     </w:p>
     <w:p>
@@ -4300,7 +4661,7 @@
           <w:sz w:val="21"/>
           <w:szCs w:val="21"/>
         </w:rPr>
-        <w:t xml:space="preserve">基線が浮く（吸気 CO2 が 0 に戻らない）のは再呼吸。吸収剤の消耗、一方弁の固着、新鮮ガス不足を確かめ、吸収剤を交換する。プラトーが右上がりなら気管支攣縮や COPD。</w:t>
+        <w:t xml:space="preserve">基線が浮く（吸気 CO2 が 0 に戻らない）のは再呼吸。吸収剤の消耗、一方弁の故障（吸収剤のない回路では新鮮ガス不足）を確かめ、吸収剤を交換して新鮮ガス流量を上げる。プラトーが斜めなら気管支攣縮・COPD・チューブの部分閉塞。</w:t>
       </w:r>
     </w:p>
     <w:p>
@@ -4533,7 +4894,7 @@
                 <w:sz w:val="19"/>
                 <w:szCs w:val="19"/>
               </w:rPr>
-              <w:t xml:space="preserve">日本麻酔科学会 悪性高熱症ガイドライン</w:t>
+              <w:t xml:space="preserve">教科書的記述（用量と手順は 6-9 悪性高熱症）</w:t>
             </w:r>
           </w:p>
         </w:tc>
@@ -4566,7 +4927,7 @@
                 <w:sz w:val="19"/>
                 <w:szCs w:val="19"/>
               </w:rPr>
-              <w:t xml:space="preserve">心肺蘇生中の EtCO2</w:t>
+              <w:t xml:space="preserve">蘇生中の平坦な波形</w:t>
             </w:r>
           </w:p>
         </w:tc>
@@ -4597,7 +4958,7 @@
                 <w:sz w:val="19"/>
                 <w:szCs w:val="19"/>
               </w:rPr>
-              <w:t xml:space="preserve">胸骨圧迫中の EtCO2 が低いと圧迫の質を見直す。急な上昇は自己心拍再開のサイン</w:t>
+              <w:t xml:space="preserve">圧迫中は小さな波形が出るのが普通。完全に平坦なら位置異常・回路外れ・閉塞を疑う</w:t>
             </w:r>
           </w:p>
         </w:tc>
@@ -4628,7 +4989,7 @@
                 <w:sz w:val="19"/>
                 <w:szCs w:val="19"/>
               </w:rPr>
-              <w:t xml:space="preserve">JRC 蘇生ガイドライン 2020</w:t>
+              <w:t xml:space="preserve">Chrimes N, et al. Anaesthesia 2022;77:1395-1415</w:t>
             </w:r>
           </w:p>
         </w:tc>
@@ -4680,7 +5041,7 @@
           <w:sz w:val="21"/>
           <w:szCs w:val="21"/>
         </w:rPr>
-        <w:t xml:space="preserve">数値だけを見て波形を見ないと、サンプリングラインの水や漏れによる「見かけの低下」と、肺血流の低下を区別できない。</w:t>
+        <w:t xml:space="preserve">数値だけを見て波形を見ないと、カフや回路の漏れ（形も崩れて下がる）と、肺血流の低下（形は保たれ高さだけ下がる）を区別できない。</w:t>
       </w:r>
     </w:p>
     <w:p>
@@ -4699,7 +5060,45 @@
           <w:sz w:val="21"/>
           <w:szCs w:val="21"/>
         </w:rPr>
-        <w:t xml:space="preserve">気腹中の EtCO2 上昇を「換気を増やせば済む」と考えて、皮下気腫や気胸を見逃さない。</w:t>
+        <w:t xml:space="preserve">腹腔鏡手術では、CO2 のガス塞栓で一過性に上がったあと急に下がり、低血圧を伴うことがある。気腹中の変化を換気だけで説明しない。</w:t>
+      </w:r>
+    </w:p>
+    <w:p>
+      <w:pPr>
+        <w:pStyle w:val="ListParagraph"/>
+        <w:numPr>
+          <w:ilvl w:val="0"/>
+          <w:numId w:val="2"/>
+        </w:numPr>
+        <w:spacing w:after="80" w:line="300"/>
+      </w:pPr>
+      <w:r>
+        <w:rPr>
+          <w:rFonts w:ascii="Meiryo" w:cs="Meiryo" w:eastAsia="Meiryo" w:hAnsi="Meiryo"/>
+          <w:color w:val="262626"/>
+          <w:sz w:val="21"/>
+          <w:szCs w:val="21"/>
+        </w:rPr>
+        <w:t xml:space="preserve">回路が外れた場所がサンプリング部位より上流で自発呼吸があると、波形が残って外れに気づかないことがある。気道内圧と換気量のアラームも合わせて見る。</w:t>
+      </w:r>
+    </w:p>
+    <w:p>
+      <w:pPr>
+        <w:pStyle w:val="ListParagraph"/>
+        <w:numPr>
+          <w:ilvl w:val="0"/>
+          <w:numId w:val="2"/>
+        </w:numPr>
+        <w:spacing w:after="80" w:line="300"/>
+      </w:pPr>
+      <w:r>
+        <w:rPr>
+          <w:rFonts w:ascii="Meiryo" w:cs="Meiryo" w:eastAsia="Meiryo" w:hAnsi="Meiryo"/>
+          <w:color w:val="262626"/>
+          <w:sz w:val="21"/>
+          <w:szCs w:val="21"/>
+        </w:rPr>
+        <w:t xml:space="preserve">呼吸数が多く 1 回換気量の小さい小児では、サイドストリームの応答の遅れで基線が 0 まで下がりきらないことがある。再呼吸ではないので、吸収剤を換えても直らない。</w:t>
       </w:r>
     </w:p>
     <w:p>
@@ -4724,7 +5123,7 @@
           <w:sz w:val="18"/>
           <w:szCs w:val="18"/>
         </w:rPr>
-        <w:t xml:space="preserve">Kodali BS. Anesthesiology 2013;118:192-201／日本麻酔科学会「安全な麻酔のためのモニター指針」（2025年8月改訂）</w:t>
+        <w:t xml:space="preserve">Kodali BS. Anesthesiology 2013;118:192-201／Kerslake I, Kelly F. Uses of capnography in the critical care unit. BJA Education 2017;17:178-183／Chrimes N, et al. Anaesthesia 2022;77:1395-1415</w:t>
       </w:r>
     </w:p>
     <w:p>
@@ -4835,7 +5234,7 @@
           <w:sz w:val="21"/>
           <w:szCs w:val="21"/>
         </w:rPr>
-        <w:t xml:space="preserve">深さは PTC（深い遮断）と TOF カウント（中等度）で、回復は TOF比で見る。挿管は TOF カウント 0 を目安に。</w:t>
+        <w:t xml:space="preserve">深さは PTC（深い遮断）と TOF カウント（中等度）で、回復は TOF比で見る。ASA 2023 の分類では、完全＝PTC 0、深い＝PTC 1 以上かつ TOF カウント 0、中等度＝TOF カウント 1〜3。</w:t>
       </w:r>
     </w:p>
     <w:p>
@@ -4854,7 +5253,7 @@
           <w:sz w:val="21"/>
           <w:szCs w:val="21"/>
         </w:rPr>
-        <w:t xml:space="preserve">拮抗薬の量は深さで決める：T2 再出現で スガマデクス 2 mg/kg、PTC 1〜2 で 4 mg/kg。測らずに「いつもの量」で決めない。</w:t>
+        <w:t xml:space="preserve">拮抗薬の量は深さで決める：T2 再出現後に スガマデクス 2 mg/kg、PTC 1〜2 出現後に 4 mg/kg。測らずに「いつもの量」で決めない。</w:t>
       </w:r>
     </w:p>
     <w:p>
@@ -4873,7 +5272,7 @@
           <w:sz w:val="21"/>
           <w:szCs w:val="21"/>
         </w:rPr>
-        <w:t xml:space="preserve">抜管前に TOF比 0.9 以上を定量的に確認する。加速度感度式では基準値を取って正規化した値で判断する。</w:t>
+        <w:t xml:space="preserve">抜管前に TOF比 0.9 以上を定量的に確認する。加速度感知型（AMG）では投与前の TOF比で割って正規化した値で判断し、正規化できないときは生の値 1.0 以上を目安にする（ESAIC 2023）。</w:t>
       </w:r>
     </w:p>
     <w:p>
@@ -5265,7 +5664,7 @@
                 <w:sz w:val="19"/>
                 <w:szCs w:val="19"/>
               </w:rPr>
-              <w:t xml:space="preserve">T2 再出現 2 mg/kg、PTC 1〜2 で 4 mg/kg、ロクロニウム直後 16 mg/kg</w:t>
+              <w:t xml:space="preserve">T2 再出現後 2 mg/kg、PTC 1〜2 出現後 4 mg/kg。16 mg/kg はロクロニウム挿管用量直後に緊急に回復が必要なときだけ（投与 3 分後が目安）</w:t>
             </w:r>
           </w:p>
         </w:tc>
@@ -5348,7 +5747,7 @@
           <w:sz w:val="21"/>
           <w:szCs w:val="21"/>
         </w:rPr>
-        <w:t xml:space="preserve">電極の位置が悪いと直接筋刺激で「反応がある」ように見える。手の固定と電極位置を確かめる。</w:t>
+        <w:t xml:space="preserve">電極が乾くと反応が小さく出る。腕が体側に固定されて母指が動けないと、AMG では測れない（必要なら EMG を使う）。</w:t>
       </w:r>
     </w:p>
     <w:p>
@@ -5367,7 +5766,7 @@
           <w:sz w:val="21"/>
           <w:szCs w:val="21"/>
         </w:rPr>
-        <w:t xml:space="preserve">低体温の手では反応が小さく出る。皮膚温を保つ。</w:t>
+        <w:t xml:space="preserve">手が冷えると単収縮が小さく出る。モニターする側の手を覆って温める。</w:t>
       </w:r>
     </w:p>
     <w:p>
@@ -5386,7 +5785,64 @@
           <w:sz w:val="21"/>
           <w:szCs w:val="21"/>
         </w:rPr>
-        <w:t xml:space="preserve">拮抗薬を入れたら終わりではない。0.9 以上を確認するまでが仕事。</w:t>
+        <w:t xml:space="preserve">基準値を取らずに AMG の TOF比を読むと、回復を過大評価する。</w:t>
+      </w:r>
+    </w:p>
+    <w:p>
+      <w:pPr>
+        <w:pStyle w:val="ListParagraph"/>
+        <w:numPr>
+          <w:ilvl w:val="0"/>
+          <w:numId w:val="2"/>
+        </w:numPr>
+        <w:spacing w:after="80" w:line="300"/>
+      </w:pPr>
+      <w:r>
+        <w:rPr>
+          <w:rFonts w:ascii="Meiryo" w:cs="Meiryo" w:eastAsia="Meiryo" w:hAnsi="Meiryo"/>
+          <w:color w:val="262626"/>
+          <w:sz w:val="21"/>
+          <w:szCs w:val="21"/>
+        </w:rPr>
+        <w:t xml:space="preserve">目の周りの筋で TOF比 0.9 と出ても、母指内転筋ではまだ回復していないことがある。抜管の判断は母指内転筋で行う。</w:t>
+      </w:r>
+    </w:p>
+    <w:p>
+      <w:pPr>
+        <w:pStyle w:val="ListParagraph"/>
+        <w:numPr>
+          <w:ilvl w:val="0"/>
+          <w:numId w:val="2"/>
+        </w:numPr>
+        <w:spacing w:after="80" w:line="300"/>
+      </w:pPr>
+      <w:r>
+        <w:rPr>
+          <w:rFonts w:ascii="Meiryo" w:cs="Meiryo" w:eastAsia="Meiryo" w:hAnsi="Meiryo"/>
+          <w:color w:val="262626"/>
+          <w:sz w:val="21"/>
+          <w:szCs w:val="21"/>
+        </w:rPr>
+        <w:t xml:space="preserve">頭部挙上や握力などの臨床所見だけで回復と判断しない。定量モニターの値で判断する。</w:t>
+      </w:r>
+    </w:p>
+    <w:p>
+      <w:pPr>
+        <w:pStyle w:val="ListParagraph"/>
+        <w:numPr>
+          <w:ilvl w:val="0"/>
+          <w:numId w:val="2"/>
+        </w:numPr>
+        <w:spacing w:after="80" w:line="300"/>
+      </w:pPr>
+      <w:r>
+        <w:rPr>
+          <w:rFonts w:ascii="Meiryo" w:cs="Meiryo" w:eastAsia="Meiryo" w:hAnsi="Meiryo"/>
+          <w:color w:val="262626"/>
+          <w:sz w:val="21"/>
+          <w:szCs w:val="21"/>
+        </w:rPr>
+        <w:t xml:space="preserve">拮抗薬を入れたら終わりではない。再クラーレ化があるので、拮抗後も TOF比を測り、抜管後も呼吸を観察する。</w:t>
       </w:r>
     </w:p>
     <w:p>
@@ -5411,7 +5867,7 @@
           <w:sz w:val="18"/>
           <w:szCs w:val="18"/>
         </w:rPr>
-        <w:t xml:space="preserve">日本麻酔科学会「安全な麻酔のためのモニター指針」（2025年8月改訂）／Thilen SR, et al. Anesthesiology 2023;138:13-41／ブリディオン静注 添付文書</w:t>
+        <w:t xml:space="preserve">日本麻酔科学会「安全な麻酔のためのモニター指針」（2025年8月改訂）／Thilen SR, et al. Anesthesiology 2023;138:13-41／ブリディオン静注 添付文書／Fuchs-Buder T, et al. ESAIC guideline. Eur J Anaesthesiol 2023;40:82-94</w:t>
       </w:r>
     </w:p>
     <w:p>
@@ -5888,7 +6344,7 @@
                 <w:sz w:val="19"/>
                 <w:szCs w:val="19"/>
               </w:rPr>
-              <w:t xml:space="preserve">Gardner RM. Anesthesiology 1981;54:227【要確認】</w:t>
+              <w:t xml:space="preserve">Saugel B, et al. Crit Care 2020;24:172</w:t>
             </w:r>
           </w:p>
         </w:tc>
@@ -5921,7 +6377,7 @@
                 <w:sz w:val="19"/>
                 <w:szCs w:val="19"/>
               </w:rPr>
-              <w:t xml:space="preserve">カフ圧との関係</w:t>
+              <w:t xml:space="preserve">測定系の動特性の目安</w:t>
             </w:r>
           </w:p>
         </w:tc>
@@ -5952,7 +6408,7 @@
                 <w:sz w:val="19"/>
                 <w:szCs w:val="19"/>
               </w:rPr>
-              <w:t xml:space="preserve">低血圧では非観血的血圧が高めに出る</w:t>
+              <w:t xml:space="preserve">固有振動数 24 Hz 以上、減衰係数 0.64〜0.7</w:t>
             </w:r>
           </w:p>
         </w:tc>
@@ -5983,7 +6439,197 @@
                 <w:sz w:val="19"/>
                 <w:szCs w:val="19"/>
               </w:rPr>
-              <w:t xml:space="preserve">2-3 参照</w:t>
+              <w:t xml:space="preserve">Gardner RM. Anesthesiology 1981;54:227-236【要確認: 原典の数値】</w:t>
+            </w:r>
+          </w:p>
+        </w:tc>
+      </w:tr>
+      <w:tr>
+        <w:tc>
+          <w:tcPr>
+            <w:tcW w:type="dxa" w:w="2600"/>
+            <w:tcBorders>
+              <w:top w:val="single" w:color="BFBFBF" w:sz="4"/>
+              <w:left w:val="single" w:color="BFBFBF" w:sz="4"/>
+              <w:bottom w:val="single" w:color="BFBFBF" w:sz="4"/>
+              <w:right w:val="single" w:color="BFBFBF" w:sz="4"/>
+            </w:tcBorders>
+            <w:tcMar>
+              <w:top w:type="dxa" w:w="60"/>
+              <w:left w:type="dxa" w:w="100"/>
+              <w:bottom w:type="dxa" w:w="60"/>
+              <w:right w:type="dxa" w:w="100"/>
+            </w:tcMar>
+          </w:tcPr>
+          <w:p>
+            <w:pPr>
+              <w:spacing w:after="0" w:line="280"/>
+            </w:pPr>
+            <w:r>
+              <w:rPr>
+                <w:rFonts w:ascii="Meiryo" w:cs="Meiryo" w:eastAsia="Meiryo" w:hAnsi="Meiryo"/>
+                <w:color w:val="262626"/>
+                <w:sz w:val="19"/>
+                <w:szCs w:val="19"/>
+              </w:rPr>
+              <w:t xml:space="preserve">非観血的血圧との比較</w:t>
+            </w:r>
+          </w:p>
+        </w:tc>
+        <w:tc>
+          <w:tcPr>
+            <w:tcW w:type="dxa" w:w="3800"/>
+            <w:tcBorders>
+              <w:top w:val="single" w:color="BFBFBF" w:sz="4"/>
+              <w:left w:val="single" w:color="BFBFBF" w:sz="4"/>
+              <w:bottom w:val="single" w:color="BFBFBF" w:sz="4"/>
+              <w:right w:val="single" w:color="BFBFBF" w:sz="4"/>
+            </w:tcBorders>
+            <w:tcMar>
+              <w:top w:type="dxa" w:w="60"/>
+              <w:left w:type="dxa" w:w="100"/>
+              <w:bottom w:type="dxa" w:w="60"/>
+              <w:right w:type="dxa" w:w="100"/>
+            </w:tcMar>
+          </w:tcPr>
+          <w:p>
+            <w:pPr>
+              <w:spacing w:after="0" w:line="280"/>
+            </w:pPr>
+            <w:r>
+              <w:rPr>
+                <w:rFonts w:ascii="Meiryo" w:cs="Meiryo" w:eastAsia="Meiryo" w:hAnsi="Meiryo"/>
+                <w:color w:val="262626"/>
+                <w:sz w:val="19"/>
+                <w:szCs w:val="19"/>
+              </w:rPr>
+              <w:t xml:space="preserve">差が大きいときは平均血圧で比べる（収縮期の差は減衰や末梢での増幅で説明できることが多い）</w:t>
+            </w:r>
+          </w:p>
+        </w:tc>
+        <w:tc>
+          <w:tcPr>
+            <w:tcW w:type="dxa" w:w="2626"/>
+            <w:tcBorders>
+              <w:top w:val="single" w:color="BFBFBF" w:sz="4"/>
+              <w:left w:val="single" w:color="BFBFBF" w:sz="4"/>
+              <w:bottom w:val="single" w:color="BFBFBF" w:sz="4"/>
+              <w:right w:val="single" w:color="BFBFBF" w:sz="4"/>
+            </w:tcBorders>
+            <w:tcMar>
+              <w:top w:type="dxa" w:w="60"/>
+              <w:left w:type="dxa" w:w="100"/>
+              <w:bottom w:type="dxa" w:w="60"/>
+              <w:right w:type="dxa" w:w="100"/>
+            </w:tcMar>
+          </w:tcPr>
+          <w:p>
+            <w:pPr>
+              <w:spacing w:after="0" w:line="280"/>
+            </w:pPr>
+            <w:r>
+              <w:rPr>
+                <w:rFonts w:ascii="Meiryo" w:cs="Meiryo" w:eastAsia="Meiryo" w:hAnsi="Meiryo"/>
+                <w:color w:val="262626"/>
+                <w:sz w:val="19"/>
+                <w:szCs w:val="19"/>
+              </w:rPr>
+              <w:t xml:space="preserve">Saugel B, et al. Crit Care 2020;24:172</w:t>
+            </w:r>
+          </w:p>
+        </w:tc>
+      </w:tr>
+      <w:tr>
+        <w:tc>
+          <w:tcPr>
+            <w:tcW w:type="dxa" w:w="2600"/>
+            <w:tcBorders>
+              <w:top w:val="single" w:color="BFBFBF" w:sz="4"/>
+              <w:left w:val="single" w:color="BFBFBF" w:sz="4"/>
+              <w:bottom w:val="single" w:color="BFBFBF" w:sz="4"/>
+              <w:right w:val="single" w:color="BFBFBF" w:sz="4"/>
+            </w:tcBorders>
+            <w:tcMar>
+              <w:top w:type="dxa" w:w="60"/>
+              <w:left w:type="dxa" w:w="100"/>
+              <w:bottom w:type="dxa" w:w="60"/>
+              <w:right w:type="dxa" w:w="100"/>
+            </w:tcMar>
+          </w:tcPr>
+          <w:p>
+            <w:pPr>
+              <w:spacing w:after="0" w:line="280"/>
+            </w:pPr>
+            <w:r>
+              <w:rPr>
+                <w:rFonts w:ascii="Meiryo" w:cs="Meiryo" w:eastAsia="Meiryo" w:hAnsi="Meiryo"/>
+                <w:color w:val="262626"/>
+                <w:sz w:val="19"/>
+                <w:szCs w:val="19"/>
+              </w:rPr>
+              <w:t xml:space="preserve">橈骨動脈カテーテルの合併症</w:t>
+            </w:r>
+          </w:p>
+        </w:tc>
+        <w:tc>
+          <w:tcPr>
+            <w:tcW w:type="dxa" w:w="3800"/>
+            <w:tcBorders>
+              <w:top w:val="single" w:color="BFBFBF" w:sz="4"/>
+              <w:left w:val="single" w:color="BFBFBF" w:sz="4"/>
+              <w:bottom w:val="single" w:color="BFBFBF" w:sz="4"/>
+              <w:right w:val="single" w:color="BFBFBF" w:sz="4"/>
+            </w:tcBorders>
+            <w:tcMar>
+              <w:top w:type="dxa" w:w="60"/>
+              <w:left w:type="dxa" w:w="100"/>
+              <w:bottom w:type="dxa" w:w="60"/>
+              <w:right w:type="dxa" w:w="100"/>
+            </w:tcMar>
+          </w:tcPr>
+          <w:p>
+            <w:pPr>
+              <w:spacing w:after="0" w:line="280"/>
+            </w:pPr>
+            <w:r>
+              <w:rPr>
+                <w:rFonts w:ascii="Meiryo" w:cs="Meiryo" w:eastAsia="Meiryo" w:hAnsi="Meiryo"/>
+                <w:color w:val="262626"/>
+                <w:sz w:val="19"/>
+                <w:szCs w:val="19"/>
+              </w:rPr>
+              <w:t xml:space="preserve">一時的閉塞 19.7%、永続的虚血 0.09%、局所感染 0.72%、敗血症 0.13%（19,617 件の集計）</w:t>
+            </w:r>
+          </w:p>
+        </w:tc>
+        <w:tc>
+          <w:tcPr>
+            <w:tcW w:type="dxa" w:w="2626"/>
+            <w:tcBorders>
+              <w:top w:val="single" w:color="BFBFBF" w:sz="4"/>
+              <w:left w:val="single" w:color="BFBFBF" w:sz="4"/>
+              <w:bottom w:val="single" w:color="BFBFBF" w:sz="4"/>
+              <w:right w:val="single" w:color="BFBFBF" w:sz="4"/>
+            </w:tcBorders>
+            <w:tcMar>
+              <w:top w:type="dxa" w:w="60"/>
+              <w:left w:type="dxa" w:w="100"/>
+              <w:bottom w:type="dxa" w:w="60"/>
+              <w:right w:type="dxa" w:w="100"/>
+            </w:tcMar>
+          </w:tcPr>
+          <w:p>
+            <w:pPr>
+              <w:spacing w:after="0" w:line="280"/>
+            </w:pPr>
+            <w:r>
+              <w:rPr>
+                <w:rFonts w:ascii="Meiryo" w:cs="Meiryo" w:eastAsia="Meiryo" w:hAnsi="Meiryo"/>
+                <w:color w:val="262626"/>
+                <w:sz w:val="19"/>
+                <w:szCs w:val="19"/>
+              </w:rPr>
+              <w:t xml:space="preserve">Scheer B, et al. Crit Care 2002;6:199-204</w:t>
             </w:r>
           </w:p>
         </w:tc>
@@ -6035,7 +6681,7 @@
           <w:sz w:val="21"/>
           <w:szCs w:val="21"/>
         </w:rPr>
-        <w:t xml:space="preserve">動脈ラインを静脈ラインと取り違えて薬を注入する事故。ラインに色付きのラベルを付け、三方活栓の向きを声に出して確かめる。</w:t>
+        <w:t xml:space="preserve">動脈ラインを静脈路と取り違えて薬を注入すると、末梢の虚血や壊死を起こす。動脈ラインは赤いラベルで区別して注入口を作らず、薬を入れる前にラインを指でたどって静脈路であることを確かめる。</w:t>
       </w:r>
     </w:p>
     <w:p>
@@ -6079,7 +6725,7 @@
           <w:sz w:val="18"/>
           <w:szCs w:val="18"/>
         </w:rPr>
-        <w:t xml:space="preserve">日本麻酔科学会「安全な麻酔のためのモニター指針」（2025年8月改訂）／教科書的記述（動脈圧波形と減衰）</w:t>
+        <w:t xml:space="preserve">Saugel B, et al. Crit Care 2020;24:172／Scheer B, Perel A, Pfeiffer UJ. Crit Care 2002;6:199-204／Gardner RM. Anesthesiology 1981;54:227-236</w:t>
       </w:r>
     </w:p>
     <w:p>
@@ -6209,7 +6855,7 @@
           <w:sz w:val="21"/>
           <w:szCs w:val="21"/>
         </w:rPr>
-        <w:t xml:space="preserve">TIVA で筋弛緩薬を使うときは脳波モニターを付ける（薬の濃度が見えず、患者も動けない）。吸入麻酔では呼気麻酔薬濃度の下限アラーム（目安 0.7 MAC）が現実的な予防策。</w:t>
+        <w:t xml:space="preserve">TIVA で筋弛緩薬を使うときは脳波モニターを付ける（薬の濃度が見えず、患者も動けない）。吸入麻酔では呼気麻酔薬濃度の下限アラームが現実的な予防策（試験 B-Unaware／BAG-RECALL での設定は 0.7 MAC で、ガイドラインの閾値ではない）。</w:t>
       </w:r>
     </w:p>
     <w:p>
@@ -6556,7 +7202,7 @@
                 <w:sz w:val="19"/>
                 <w:szCs w:val="19"/>
               </w:rPr>
-              <w:t xml:space="preserve">機器の添付文書・教科書的記述</w:t>
+              <w:t xml:space="preserve">Avidan MS, et al. N Engl J Med 2008;358:1097（B-Unaware の目標範囲）</w:t>
             </w:r>
           </w:p>
         </w:tc>
@@ -6620,7 +7266,7 @@
                 <w:sz w:val="19"/>
                 <w:szCs w:val="19"/>
               </w:rPr>
-              <w:t xml:space="preserve">0.7 MAC 未満で警告（B-Unaware／BAG-RECALL の設定）</w:t>
+              <w:t xml:space="preserve">0.7 MAC 未満で警告（B-Unaware／BAG-RECALL での設定。ガイドラインの閾値ではない）</w:t>
             </w:r>
           </w:p>
         </w:tc>
@@ -6703,7 +7349,7 @@
           <w:sz w:val="21"/>
           <w:szCs w:val="21"/>
         </w:rPr>
-        <w:t xml:space="preserve">筋電図（EMG）や電気メスのノイズで BIS が高く出る。ケタミン・亜酸化窒素では BIS が麻酔深度を反映しにくい。</w:t>
+        <w:t xml:space="preserve">額の筋電図（EMG）が混ざると BIS は高く出る。逆に、筋弛緩薬で EMG が消えると、起きていても BIS が下がることがある。電気メスなどによる干渉も起こりうる【要確認: 取扱説明書】。</w:t>
       </w:r>
     </w:p>
     <w:p>
@@ -6722,7 +7368,26 @@
           <w:sz w:val="21"/>
           <w:szCs w:val="21"/>
         </w:rPr>
-        <w:t xml:space="preserve">「BIS が 50 だから大丈夫」ではなく、薬が届いているか（ラインの漏れ・ポンプの停止・気化器の空）を確かめる。</w:t>
+        <w:t xml:space="preserve">ケタミン・亜酸化窒素では BIS が高めに出やすい。デクスメデトミジンでは低く出ても鎮静の状態で、刺激で簡単に起きることがある。</w:t>
+      </w:r>
+    </w:p>
+    <w:p>
+      <w:pPr>
+        <w:pStyle w:val="ListParagraph"/>
+        <w:numPr>
+          <w:ilvl w:val="0"/>
+          <w:numId w:val="2"/>
+        </w:numPr>
+        <w:spacing w:after="80" w:line="300"/>
+      </w:pPr>
+      <w:r>
+        <w:rPr>
+          <w:rFonts w:ascii="Meiryo" w:cs="Meiryo" w:eastAsia="Meiryo" w:hAnsi="Meiryo"/>
+          <w:color w:val="262626"/>
+          <w:sz w:val="21"/>
+          <w:szCs w:val="21"/>
+        </w:rPr>
+        <w:t xml:space="preserve">「BIS が 40〜60 だから大丈夫」ではない（B-Unaware では目標範囲内でも覚醒が起きた）。薬が届いているか（静脈路・ポンプの動作と残量・ラインの外れ、吸入なら呼気濃度）を確かめる。</w:t>
       </w:r>
     </w:p>
     <w:p>
@@ -6747,7 +7412,7 @@
           <w:sz w:val="18"/>
           <w:szCs w:val="18"/>
         </w:rPr>
-        <w:t xml:space="preserve">Pandit JJ, et al. Br J Anaesth 2014;113:549-559（NAP5）／Avidan MS, et al. N Engl J Med 2011;365:591-600／日本麻酔科学会「安全な麻酔のためのモニター指針」（2025年8月改訂）</w:t>
+        <w:t xml:space="preserve">Pandit JJ, et al. Br J Anaesth 2014;113:549-559（NAP5）／Purdon PL, et al. Anesthesiology 2015;123:937-960／NICE Diagnostics guidance DG6（2012）／Avidan MS, et al. N Engl J Med 2008;358:1097-1108／Avidan MS, et al. N Engl J Med 2011;365:591-600</w:t>
       </w:r>
     </w:p>
     <w:sectPr>
